--- a/chapters/metta-cultivating-loving-kindness/chapter-preprint.docx
+++ b/chapters/metta-cultivating-loving-kindness/chapter-preprint.docx
@@ -96,7 +96,7 @@
           <w:color w:val="1A1A1A"/>
           <w:sz w:val="56"/>
         </w:rPr>
-        <w:t>Metta — Cultivating Loving-Kindness</w:t>
+        <w:t>Metta: Developing Goodwill</w:t>
       </w:r>
     </w:p>
     <w:p>
@@ -110,7 +110,7 @@
           <w:color w:val="444444"/>
           <w:sz w:val="28"/>
         </w:rPr>
-        <w:t>Developing Goodwill, Compassion, and Forgiveness</w:t>
+        <w:t>The Heart's Default Position</w:t>
       </w:r>
     </w:p>
     <w:p>
@@ -138,7 +138,7 @@
           <w:color w:val="444444"/>
           <w:sz w:val="22"/>
         </w:rPr>
-        <w:t>« Even as a mother protects with her life a child, her only child, so with a boundless heart should one cherish all living beings. »</w:t>
+        <w:t>« Whatever you experience, if it's arising and passing away, how can it be you? »</w:t>
       </w:r>
     </w:p>
     <w:p>
@@ -182,7 +182,7 @@
           <w:color w:val="1A1A1A"/>
           <w:sz w:val="40"/>
         </w:rPr>
-        <w:t>Metta — Cultivating Loving-Kindness</w:t>
+        <w:t>Metta: Developing Goodwill</w:t>
       </w:r>
     </w:p>
     <w:p>
@@ -196,7 +196,7 @@
           <w:color w:val="444444"/>
           <w:sz w:val="24"/>
         </w:rPr>
-        <w:t>Developing Goodwill, Compassion, and Forgiveness</w:t>
+        <w:t>The Heart's Default Position</w:t>
       </w:r>
     </w:p>
     <w:p>
@@ -231,7 +231,7 @@
           <w:color w:val="1A1A1A"/>
           <w:sz w:val="24"/>
         </w:rPr>
-        <w:t>here are two things about the Buddhist teaching in terms of our conditioning. All our conditioning is self-made. And that's a bit difficult to sort of grasp at first but all the information and all the experiences that you have in the world come at you as it were and there's an inner process where you begin to react to it within yourself and create the conditionings that you end up with.</w:t>
+        <w:t>here's quite a bit to get through really for an evening. I just want to cover at least three areas. The first one is to revise, and for some of you it may become anew, the teaching of the Buddha on how we condition ourselves. And then to talk a bit about metta and what we call the illimitables. And then finally to say something about forgiveness.</w:t>
       </w:r>
     </w:p>
     <w:p>
@@ -245,7 +245,7 @@
           <w:color w:val="1A1A1A"/>
           <w:sz w:val="24"/>
         </w:rPr>
-        <w:t>So all these things that we tend to suffer from, the depression, anxiety, all that sort of stuff, and on the positive side, over-excitement, indulgence, all that, all that part is actually self-created. You can go further and say that the whole world is self-created if you include your body, because your body filters out what comes in. So if you're blind, you obviously don't live in a visual universe. And then of course the society you live in also filters things out by its own prejudices.</w:t>
+        <w:t>There are two things about the Buddhist teaching in terms of our conditioning. All our conditioning is self-made. And that's a bit difficult to sort of grasp at first, but all the information and all the experiences that you have in the world come at you as it were, and there's an inner process where you begin to react to it within yourself and create the conditionings that you end up with.</w:t>
       </w:r>
     </w:p>
     <w:p>
@@ -259,7 +259,7 @@
           <w:color w:val="1A1A1A"/>
           <w:sz w:val="24"/>
         </w:rPr>
-        <w:t>But everything that comes to us is then worked upon within ourselves and although people influence us and our society influences us, the very language influences us, the fact is that we end up creating our own worlds. Even here now you see in this room, Theravada Buddhism isn't an idealism, it doesn't say that this room doesn't exist, like when we all walk out it doesn't disappear, it has its own reality, inverted commas, but it does say that the room that we experience is peculiar to us. So actually speaking, there are ten different rooms here, because each one of us has a different perspective on it, different feeling about it, and so on. And in that way you begin to understand that we're actually living in our own world. And they're parallel, sort of. They're not always harmonious.</w:t>
+        <w:t>So all these things that we tend to suffer from—the depression, anxiety, all that sort of stuff—and on the positive side, over-excitement, indulgence, all that part is actually self-created. You can go further and say that the whole world is self-created if you include your body, because your body filters out what comes in. So if you're blind, you obviously don't live in a visual universe. And then of course the society you live in also filters things out by its own prejudices.</w:t>
       </w:r>
     </w:p>
     <w:p>
@@ -273,7 +273,49 @@
           <w:color w:val="1A1A1A"/>
           <w:sz w:val="24"/>
         </w:rPr>
-        <w:t>But when we realize that we're living in our own world, then of course the accent then is to throw the responsibility upon us to do something about it. So that gets rid of all blame. So you can't blame. And there comes a point of, shall we say, maturity where you realize that you can't continue to blame your parents, your society and all the rest of it for the state of mind that you actually have to bear with. And that taking a personal responsibility about oneself is actually the true beginning of the spiritual path because that's beginning to take a hold of your life. That's the beginning where you decide what changes you're going to make and how you're going to make them. And this metta-practice that we're doing is part and parcel of that.</w:t>
+        <w:t>But everything that comes to us is then worked upon within ourselves, and although people influence us and our society influences us, the very language influences us, the fact is that we end up creating our own worlds. Even here now you see in this room, Theravada Buddhism isn't an idealism, it doesn't say that this room doesn't exist, like when we all walk out it doesn't disappear, it has its own reality, inverted commas, but it does say that the room that we experience is peculiar to us.</w:t>
+      </w:r>
+    </w:p>
+    <w:p>
+      <w:pPr>
+        <w:spacing w:line="336" w:lineRule="auto" w:after="0"/>
+        <w:ind w:firstLine="454"/>
+        <w:jc w:val="both"/>
+      </w:pPr>
+      <w:r>
+        <w:rPr>
+          <w:color w:val="1A1A1A"/>
+          <w:sz w:val="24"/>
+        </w:rPr>
+        <w:t>So actually speaking, there are ten different rooms here, because each one of us has a different perspective on it, different feeling about it, and so on. And in that way you begin to understand that we're actually living in our own world. And they're parallel, sort of. They're not always harmonious.</w:t>
+      </w:r>
+    </w:p>
+    <w:p>
+      <w:pPr>
+        <w:spacing w:line="336" w:lineRule="auto" w:after="0"/>
+        <w:ind w:firstLine="454"/>
+        <w:jc w:val="both"/>
+      </w:pPr>
+      <w:r>
+        <w:rPr>
+          <w:color w:val="1A1A1A"/>
+          <w:sz w:val="24"/>
+        </w:rPr>
+        <w:t>But when we realize that we're living in our own world, then of course the accent then is to throw the responsibility upon us to do something about it. So that gets rid of all blame. You can't blame. And there comes a point of, shall we say, maturity where you realize that you can't continue to blame your parents, your society and all the rest of it for the state of mind that you actually have to bear with.</w:t>
+      </w:r>
+    </w:p>
+    <w:p>
+      <w:pPr>
+        <w:spacing w:line="336" w:lineRule="auto" w:after="0"/>
+        <w:ind w:firstLine="454"/>
+        <w:jc w:val="both"/>
+      </w:pPr>
+      <w:r>
+        <w:rPr>
+          <w:color w:val="1A1A1A"/>
+          <w:sz w:val="24"/>
+        </w:rPr>
+        <w:t>And that taking a personal responsibility about oneself is actually the true beginning of the spiritual path because that's beginning to take a hold of your life. That's the beginning where you decide what changes you're going to make and how you're going to make them. And this metta-practice that we're doing is part and parcel of that.</w:t>
       </w:r>
     </w:p>
     <w:p>
@@ -301,7 +343,7 @@
           <w:color w:val="1A1A1A"/>
           <w:sz w:val="24"/>
         </w:rPr>
-        <w:t>If for one moment you lose that moment of intention, it very quickly moves into identification. So what was a wanting becomes I want. And at that point, really, it's virtually impossible to stop the action flowing out from the intention. So every time, you see, you walk past Costa Coffee and Starbucks and the coffee grabs hold of your nose, see, there's want, you see. If you're not quick enough, you're in there, having a cup of coffee, whether you liked it or not, whether you wanted it or not, whether you needed it or not. And it's those habitual actions that we get caught up in that we have to come back on. And the way we do it is by having this very sharp mindfulness to see intentions as it arises.</w:t>
+        <w:t>If for one moment you lose that moment of intention, it very quickly moves into identification. So what was a wanting becomes I want. And at that point, really, it's virtually impossible to stop the action flowing out from the intention.</w:t>
       </w:r>
     </w:p>
     <w:p>
@@ -315,7 +357,7 @@
           <w:color w:val="1A1A1A"/>
           <w:sz w:val="24"/>
         </w:rPr>
-        <w:t>So the role of intention is crucial in our conditioning. The next step that we've already touched upon is the process of it being brought from a potential into an actual. So if I stand outside Costa Coffee thinking I'd like a cup of coffee, nothing's happening. That's the power of that old conditioning of wanting coffee. And as long as I stay there with it, no matter how uncomfortable it may feel, actually nothing's happening. Nothing's happening in terms of it being developed. But if we stay with that and wait for it to die away, then some energy within that conditioning has been released. Some energy has been destroyed because it's not been re-empowered.</w:t>
+        <w:t>So every time, you see, you walk past Costa Coffee and Starbucks and the coffee grabs hold of your nose, see, there's want, you see. If you're not quick enough, you're in there, having a cup of coffee, whether you liked it or not, whether you wanted it or not, whether you needed it or not. And it's those habitual actions that we get caught up in that we have to come back on. And the way we do it is by having this very sharp mindfulness to see intentions as it arises.</w:t>
       </w:r>
     </w:p>
     <w:p>
@@ -329,7 +371,7 @@
           <w:color w:val="1A1A1A"/>
           <w:sz w:val="24"/>
         </w:rPr>
-        <w:t>So there is a moment when having decided to, having had the intention come up to have this coffee, there's a moment of impulsion, there's a moment where an energy goes into that intention and it manifests. That energy is your will. And the Buddha goes as far as to say that it is will that he calls action. So what you do is not so important, but how you do. You know, it ain't what you do, it's the way that you do it.</w:t>
+        <w:t>So the role of intention is crucial in our conditioning. The next step that we've already touched upon is the process of it being brought from a potential into an actual. So if I stand outside Costa Coffee thinking I'd like a cup of coffee, nothing's happening. That's the power of that old conditioning of wanting coffee. And as long as I stay there with it, no matter how uncomfortable it may feel, actually nothing's happening. Nothing's happening in terms of it being developed.</w:t>
       </w:r>
     </w:p>
     <w:p>
@@ -343,7 +385,7 @@
           <w:color w:val="1A1A1A"/>
           <w:sz w:val="24"/>
         </w:rPr>
-        <w:t>So it's a case of catching the intention and holding it so that you don't fall immediately into willing it whereby you reinforce that old habitual action. So that's a sort of crucial understanding in terms of the Buddha's psychology and it comes in those of you who know the psychology of dependent origination where he's putting his finger very clearly on where the problem lies. It lies at that point of tanha, some of you will know that word, of desire.</w:t>
+        <w:t>But if we stay with that and wait for it to die away, then some energy within that conditioning has been released. Some energy has been destroyed because it's not been re-empowered. So there is a moment when having decided to, having had the intention come up to have this coffee, there's a moment of impulsion, there's a moment where an energy goes into that intention and it manifests. That energy is your will.</w:t>
       </w:r>
     </w:p>
     <w:p>
@@ -357,7 +399,49 @@
           <w:color w:val="1A1A1A"/>
           <w:sz w:val="24"/>
         </w:rPr>
-        <w:t>These words that come from Scripture, translated from one language to another, is always difficult. And it's translated normally as craving, which seems to me always a little bit over the top, because sometimes you just want it and you just do it. You can't sort of label it as craving. But what they're trying to do in these translations is distinguish between a desire and intention which is wholesome and one which is unwholesome. So there is a word in the Buddha's language which is also translated as desire but there's a choice of it being wholesome or unwholesome. Whereas this other word that you get in dependent origination is always unwholesome because it's always coming from the self.</w:t>
+        <w:t>And the Buddha goes as far as to say that it is will that he calls action. So what you do is not so important, but how you do. You know, it ain't what you do, it's the way that you do it. So it's a case of catching the intention and holding it so that you don't fall immediately into willing it whereby you reinforce that old habitual action.</w:t>
+      </w:r>
+    </w:p>
+    <w:p>
+      <w:pPr>
+        <w:spacing w:line="336" w:lineRule="auto" w:after="0"/>
+        <w:ind w:firstLine="454"/>
+        <w:jc w:val="both"/>
+      </w:pPr>
+      <w:r>
+        <w:rPr>
+          <w:color w:val="1A1A1A"/>
+          <w:sz w:val="24"/>
+        </w:rPr>
+        <w:t>So that's a sort of crucial understanding in terms of the Buddha's psychology and it comes in those of you who know the psychology of dependent origination where he's putting his finger very clearly on where the problem lies. It lies at that point of tanha, some of you will know that word, of desire.</w:t>
+      </w:r>
+    </w:p>
+    <w:p>
+      <w:pPr>
+        <w:spacing w:line="336" w:lineRule="auto" w:after="0"/>
+        <w:ind w:firstLine="454"/>
+        <w:jc w:val="both"/>
+      </w:pPr>
+      <w:r>
+        <w:rPr>
+          <w:color w:val="1A1A1A"/>
+          <w:sz w:val="24"/>
+        </w:rPr>
+        <w:t>These words that come from Scripture, translated from one language to another, is always difficult. And it's translated normally as craving, which seems to me always a little bit over the top, because sometimes you just want it and you just do it. You can't sort of label it as craving. But what they're trying to do in these translations is distinguish between a desire and intention which is wholesome and one which is unwholesome.</w:t>
+      </w:r>
+    </w:p>
+    <w:p>
+      <w:pPr>
+        <w:spacing w:line="336" w:lineRule="auto" w:after="0"/>
+        <w:ind w:firstLine="454"/>
+        <w:jc w:val="both"/>
+      </w:pPr>
+      <w:r>
+        <w:rPr>
+          <w:color w:val="1A1A1A"/>
+          <w:sz w:val="24"/>
+        </w:rPr>
+        <w:t>So there is a word in the Buddha's language which is also translated as desire but there's a choice of it being wholesome or unwholesome. Whereas this other word that you get in dependent origination is always unwholesome because it's always coming from the self.</w:t>
       </w:r>
     </w:p>
     <w:p>
@@ -385,7 +469,7 @@
           <w:color w:val="1A1A1A"/>
           <w:sz w:val="24"/>
         </w:rPr>
-        <w:t>So we're in this flow of events. And it's most obvious is this body, you know. I mean, this isn't the body we were born with. It may have a sort of regular blueprint running through it, but it definitely is not the same body. And if we're to believe it, it's not the same body we had seven years ago. So next time you look in the mirror, you see, look in your eye and say, now you weren't here seven years ago. And just keep acknowledging the fact that the body itself is in a constant process of change, and yet we identify with it in very deep ways, you know. So when death approaches, it's sort of freak-out time. And that freaking out, that terrible shock that comes when it's our turn to go, is the measure of that attachment, is the measure of that identity, you see.</w:t>
+        <w:t>So we're in this flow of events. And it's most obvious is this body, you know. I mean, this isn't the body we were born with. It may have a sort of regular blueprint running through it, but it definitely is not the same body. And if we're to believe it, it's not the same body we had seven years ago. So next time you look in the mirror, you see, look in your eye and say, now you weren't here seven years ago.</w:t>
       </w:r>
     </w:p>
     <w:p>
@@ -399,7 +483,7 @@
           <w:color w:val="1A1A1A"/>
           <w:sz w:val="24"/>
         </w:rPr>
-        <w:t>So this tanha is those desires which come from wrong understanding, those desires which arise out of greed and hatred. Greed here is that whole business of acquisition, and hatred is that whole business of aversion. Actually it's translated as aversion, because again we don't have a word which grasps the total meaning of the original Pali word but it also includes fear. When you come across something which is threatening you, you either want to obliterate it, annihilate it, if it's too big you run for it. So you've always got this fight and flight syndrome and that's included in this word. So whenever you hear people talk about greed and aversion, this aversion includes the fear that we have.</w:t>
+        <w:t>And just keep acknowledging the fact that the body itself is in a constant process of change, and yet we identify with it in very deep ways, you know. So when death approaches, it's sort of freak-out time. And that freaking out, that terrible shock that comes when it's our turn to go, is the measure of that attachment, is the measure of that identity, you see.</w:t>
       </w:r>
     </w:p>
     <w:p>
@@ -413,7 +497,7 @@
           <w:color w:val="1A1A1A"/>
           <w:sz w:val="24"/>
         </w:rPr>
-        <w:t>So understanding the role of intention in the process of our psychology and understanding that nothing actually happens until we empower it, until we actually do something, either as a train of thoughts or a process of speech or an action, has it got a conditioning effect? If we don't empower an intention then the energy with which it comes is just allowed to dissipate and that's basically how you get rid of habits and mental states that you don't want and that's through that we learn very clearly through the process of Vipassana but it's something you take out into daily life. It's not just something you do on the sitting stool.</w:t>
+        <w:t>So this tanha is those desires which come from wrong understanding, those desires which arise out of greed and hatred. Greed here is that whole business of acquisition, and hatred is that whole business of aversion. Actually it's translated as aversion, because again we don't have a word which grasps the total meaning of the original Pali word, but it also includes fear. When you come across something which is threatening you, you either want to obliterate it, annihilate it—if it's too big you run for it—so you've always got this fight and flight syndrome and that's included in this word. So whenever you hear people talk about greed and aversion, this aversion includes the fear that we have.</w:t>
       </w:r>
     </w:p>
     <w:p>
@@ -427,7 +511,7 @@
           <w:color w:val="1A1A1A"/>
           <w:sz w:val="24"/>
         </w:rPr>
-        <w:t>Whenever something negative comes up, it's the acknowledgement of it and just bearing with it, acknowledging it, feeling it, but not doing anything. That's the point, not doing anything and just allowing it to dissipate, the energy dissipate.</w:t>
+        <w:t>So understanding the role of intention in the process of our psychology and understanding that nothing actually happens until we empower it, until we actually do something, either as a train of thoughts or a process of speech or an action, has it got a conditioning effect? If we don't empower an intention then the energy with which it comes is just allowed to dissipate and that's basically how you get rid of habits and mental states that you don't want. And that's through that we learn very clearly through the process of Vipassana, but it's something you take out into daily life. It's not just something you do on the sitting stool.</w:t>
       </w:r>
     </w:p>
     <w:p>
@@ -469,7 +553,7 @@
           <w:color w:val="1A1A1A"/>
           <w:sz w:val="24"/>
         </w:rPr>
-        <w:t>And in the Buddhist teaching, we've got this eightfold path. And the first one is this right understanding. It's in right understanding that vipassana is placed so vipassana is seeing things as they really are and then there has to be this attitudinal change. It has to drop systemically. It's a systemic movement from understanding into the heart as an attitude. And that's where it begins then to manifest outward through your thought and your speech and your actions. And that's your next steps. Right speech, right action, right livelihood. If it stops anywhere on that path, then the spiritual life gets stilted. It becomes sort of twisted.</w:t>
+        <w:t>And in the Buddhist teaching, we've got this eightfold path. And the first one is this right understanding. It's in right understanding that vipassana is placed, so vipassana is seeing things as they really are. And then there has to be this attitudinal change. It has to drop systemically. It's a systemic movement from understanding into the heart as an attitude. And that's where it begins then to manifest outward through your thought and your speech and your actions. And that's your next steps. Right speech, right action, right livelihood.</w:t>
       </w:r>
     </w:p>
     <w:p>
@@ -483,7 +567,21 @@
           <w:color w:val="1A1A1A"/>
           <w:sz w:val="24"/>
         </w:rPr>
-        <w:t>People who practice vipassana without metta, the danger is that this aloofness that you must have in vipassana, this equanimity which, as it were, you find from that observation post within yourself, where you can feel and see things and you're watching things, very quickly or very, shall we say, the danger is it slips into indifference. And once it becomes indifference then it moves to callousness and basically you've lost the path. So somehow to keep this equanimity there has to be another practice which re-engages that observer within you into the psycho-physical organism and then into the world and that's what metta does. It helps you to re-engage.</w:t>
+        <w:t>If it stops anywhere on that path, then the spiritual life gets stilted. It becomes sort of twisted. People who practice vipassana without metta, the danger is that this aloofness that you must have in vipassana, this equanimity which, as it were, you find from that observation post within yourself, where you can feel and see things and you're watching things, very quickly or very, shall we say, the danger is it slips into indifference. And once it becomes indifference then it moves to callousness and basically you've lost the path.</w:t>
+      </w:r>
+    </w:p>
+    <w:p>
+      <w:pPr>
+        <w:spacing w:line="336" w:lineRule="auto" w:after="0"/>
+        <w:ind w:firstLine="454"/>
+        <w:jc w:val="both"/>
+      </w:pPr>
+      <w:r>
+        <w:rPr>
+          <w:color w:val="1A1A1A"/>
+          <w:sz w:val="24"/>
+        </w:rPr>
+        <w:t>So somehow to keep this equanimity there has to be another practice which re-engages that observer within you into the psycho-physical organism and then into the world. And that's what metta does. It helps you to re-engage.</w:t>
       </w:r>
     </w:p>
     <w:p>
@@ -525,7 +623,7 @@
           <w:color w:val="1A1A1A"/>
           <w:sz w:val="24"/>
         </w:rPr>
-        <w:t>The problem with that of course is that it's not connected to the world so when such a person enters the world and stands on their foot an enormous amount of anger can arise and that's the danger of doing something like this without the purification process of vipassana.</w:t>
+        <w:t>The problem with that of course is that it's not connected to the world. So when such a person enters the world and stands on their foot, an enormous amount of anger can arise. And that's the danger of doing something like this without the purification process of vipassana.</w:t>
       </w:r>
     </w:p>
     <w:p>
@@ -553,7 +651,7 @@
           <w:color w:val="1A1A1A"/>
           <w:sz w:val="24"/>
         </w:rPr>
-        <w:t>Yeah, mantras are the same. Anything like that. Coloured circles, gazing upon the beloved's face, all that sort of stuff. Anything which produces a beautiful state. But remember, if that beautiful state is dependent on something out there, then that something out there always has to be there for this to arise. If it's created from within ourselves then of course it's always there when we want it you see and that's the difference between what you might say is a worldly practice as opposed to a spiritual one.</w:t>
+        <w:t>Samatha, there's two types of meditation. Vipassana is this investigation of ourselves. And the samatha practice is to do with establishing, creating and establishing beautiful states of mind. So I'm sure you've heard of people looking at candles and breathing, regulated breathing. All those are little tricks to get this very one-pointed singleness of attention. And the mind becomes like a focus, like a laser beam, you see. And it creates this lovely energy within you.</w:t>
       </w:r>
     </w:p>
     <w:p>
@@ -567,7 +665,7 @@
           <w:color w:val="1A1A1A"/>
           <w:sz w:val="24"/>
         </w:rPr>
-        <w:t>So now recognizing metta as a practice which re-engages us both with ourselves — it re-engages with ourselves and through ourselves into the world — we have to be clear as to what this metta is and we touched upon it yesterday so it's an attitude. Now attitudes pre-exist emotions. It's the heart's way of relating to something and then the heart as it were begins to resonate and that's what we call an emotion or that's the emotional feeling part of the attitude but the attitude is prior to that.</w:t>
+        <w:t>Mantras are the same. Anything like that. Coloured circles, gazing upon the beloved's face, all that sort of stuff. Anything which produces a beautiful state. But remember, if that beautiful state is dependent on something out there, then that something out there always has to be there for this to arise. If it's created from within ourselves then of course it's always there when we want it, you see. And that's the difference between what you might say is a worldly practice as opposed to a spiritual one.</w:t>
       </w:r>
     </w:p>
     <w:p>
@@ -581,7 +679,35 @@
           <w:color w:val="1A1A1A"/>
           <w:sz w:val="24"/>
         </w:rPr>
-        <w:t>Now during your practice you will have been moving from that attitude of wishing people well but your heart isn't responding you know it just feels tired or fed up and then you realize ah you see this attitude is coming from somewhere behind or before the heart actually begins to resonate. And the big mistake is to confuse those lovely feelings with goodwill. Because then you make the mistake of thinking, I'm not practicing goodwill unless I feel loving. You see? And that's where we get confused with an emotion and the actual attitudinal state, which is being in a state of goodwill with people.</w:t>
+        <w:t>So now recognizing metta as a practice which re-engages us both with ourselves—it re-engages with ourselves and through ourselves into the world—we have to be clear as to what this metta is. And we touched upon it yesterday, so it's an attitude. Now attitudes pre-exist emotions. It's the heart's way of relating to something, and then the heart as it were begins to resonate, and that's what we call an emotion or that's the emotional feeling part of the attitude. But the attitude is prior to that.</w:t>
+      </w:r>
+    </w:p>
+    <w:p>
+      <w:pPr>
+        <w:spacing w:line="336" w:lineRule="auto" w:after="0"/>
+        <w:ind w:firstLine="454"/>
+        <w:jc w:val="both"/>
+      </w:pPr>
+      <w:r>
+        <w:rPr>
+          <w:color w:val="1A1A1A"/>
+          <w:sz w:val="24"/>
+        </w:rPr>
+        <w:t>Now during your practice you will have been moving from that attitude of wishing people well but your heart isn't responding, you know, it just feels tired or fed up. And then you realize, ah, you see, this attitude is coming from somewhere behind or before the heart actually begins to resonate.</w:t>
+      </w:r>
+    </w:p>
+    <w:p>
+      <w:pPr>
+        <w:spacing w:line="336" w:lineRule="auto" w:after="0"/>
+        <w:ind w:firstLine="454"/>
+        <w:jc w:val="both"/>
+      </w:pPr>
+      <w:r>
+        <w:rPr>
+          <w:color w:val="1A1A1A"/>
+          <w:sz w:val="24"/>
+        </w:rPr>
+        <w:t>And the big mistake is to confuse those lovely feelings with goodwill. Because then you make the mistake of thinking, I'm not practicing goodwill unless I feel loving. You see? And that's where we get confused with an emotion and the actual attitudinal state, which is being in a state of goodwill with people.</w:t>
       </w:r>
     </w:p>
     <w:p>
@@ -623,7 +749,21 @@
           <w:color w:val="1A1A1A"/>
           <w:sz w:val="24"/>
         </w:rPr>
-        <w:t>Now to separate out the pure love that the mother has which she also has for the child from the attachment is very difficult but it's there and the wise person will slowly distinguish between the one and the other knowing that the one is actually turning the person into an object. And that's what an attachment does. Every time you do something out of an attachment, that person is being used to please you. They become an object. They've lost their humanity. No matter how little it is, you're dehumanizing them.</w:t>
+        <w:t>Now to separate out the pure love that the mother has which she also has for the child from the attachment is very difficult but it's there, and the wise person will slowly distinguish between the one and the other knowing that the one is actually turning the person into an object.</w:t>
+      </w:r>
+    </w:p>
+    <w:p>
+      <w:pPr>
+        <w:spacing w:line="336" w:lineRule="auto" w:after="0"/>
+        <w:ind w:firstLine="454"/>
+        <w:jc w:val="both"/>
+      </w:pPr>
+      <w:r>
+        <w:rPr>
+          <w:color w:val="1A1A1A"/>
+          <w:sz w:val="24"/>
+        </w:rPr>
+        <w:t>And that's what an attachment does. Every time you do something out of an attachment, that person is being used to please you. They become an object. They've lost their humanity. No matter how little it is, you're dehumanizing them.</w:t>
       </w:r>
     </w:p>
     <w:p>
@@ -651,7 +791,7 @@
           <w:color w:val="1A1A1A"/>
           <w:sz w:val="24"/>
         </w:rPr>
-        <w:t>And it's obvious, so attachment, you know, it has a bad name, but it's not to be seen as evil, it's just to be seen as a consequence of delusion, of the way that we are relating to the world that we're in. And it's a case of recognizing it, recognizing what we're doing when we're with friends, when we're with our relatives and so on. When you see them, just ask them, what do you want? What do you want from them? There's your desire coming from some place where they have to feed, feed into your lack.</w:t>
+        <w:t>When you see them, just ask them, what do you want? What do you want from them? There's your desire coming from some place where they have to feed, feed into your lack. And this word lack is a very, it's often used as a translation for dukkha, which means, which is translated as unsatisfactoriness or as suffering. But what this word lack tells us is that there's an emptiness there and we're seeking to fill the emptiness with things from the outside world. And of course they don't deliver, they don't deliver.</w:t>
       </w:r>
     </w:p>
     <w:p>
@@ -665,35 +805,7 @@
           <w:color w:val="1A1A1A"/>
           <w:sz w:val="24"/>
         </w:rPr>
-        <w:t>And this word lack is a very, it's often used as a translation for dukkha, which means, which is translated as unsatisfactoriness or as suffering. But what this word lack tells us is that there's an emptiness there and we're seeking to fill the emptiness with things from the outside world. And of course they don't deliver, they don't deliver.</w:t>
-      </w:r>
-    </w:p>
-    <w:p>
-      <w:pPr>
-        <w:spacing w:line="336" w:lineRule="auto" w:after="0"/>
-        <w:ind w:firstLine="454"/>
-        <w:jc w:val="both"/>
-      </w:pPr>
-      <w:r>
-        <w:rPr>
-          <w:color w:val="1A1A1A"/>
-          <w:sz w:val="24"/>
-        </w:rPr>
-        <w:t>So the word attachment in a sense is, it's a one-way process, and in fact the word connection is...</w:t>
-      </w:r>
-    </w:p>
-    <w:p>
-      <w:pPr>
-        <w:spacing w:line="336" w:lineRule="auto" w:after="0"/>
-        <w:ind w:firstLine="454"/>
-        <w:jc w:val="both"/>
-      </w:pPr>
-      <w:r>
-        <w:rPr>
-          <w:color w:val="1A1A1A"/>
-          <w:sz w:val="24"/>
-        </w:rPr>
-        <w:t>Both. That's right. And as I say, you connect by being open to the other, by just listening full-heartedly, open-heartedly, what the other has to say, and so on. And that cuts through, you see, and then of course you can feel perhaps a certain disappointment or a certain frustration or a certain fear when the person is not going to feed into your emptiness, you see. So that's the bad emptiness, that's not the emptiness of Mahayana, that's something else.</w:t>
+        <w:t>So the word attachment in a sense is, it's a one-way process, and in fact the word connection is both. That's right. And as I say, you connect by being open to the other, by just listening full-heartedly, open-heartedly, what the other has to say, and so on. And that cuts through, you see, and then of course you can feel perhaps a certain disappointment or a certain frustration or a certain fear when the person is not going to feed into your emptiness, you see. So that's the bad emptiness, that's not the emptiness of Mahayana, that's something else.</w:t>
       </w:r>
     </w:p>
     <w:p>
@@ -721,7 +833,21 @@
           <w:color w:val="1A1A1A"/>
           <w:sz w:val="24"/>
         </w:rPr>
-        <w:t>And then there's, and of course, but it starts there, remember, and of course if the relationship develops, and of course it develops into a true love. And it's obviously not erotic love, but that's very flimsy and transient and empty. If you just practice making love just for making love, it becomes an empty experience because the whole of the human being is not involved. Basically, it's a prostitution. And I always love Woody Allen's little comment on this. He says sexual pleasure by itself is an empty thing, is an empty experience, but as empty experiences go...</w:t>
+        <w:t>And then there's, and of course, but it starts there, remember, and of course if the relationship develops, and of course it develops into a true love. And it's obviously not erotic love, but that's very flimsy and transient and empty. If you just practice making love just for making love, it becomes an empty experience because the whole of the human being is not involved. Basically, it's a prostitution.</w:t>
+      </w:r>
+    </w:p>
+    <w:p>
+      <w:pPr>
+        <w:spacing w:line="336" w:lineRule="auto" w:after="0"/>
+        <w:ind w:firstLine="454"/>
+        <w:jc w:val="both"/>
+      </w:pPr>
+      <w:r>
+        <w:rPr>
+          <w:color w:val="1A1A1A"/>
+          <w:sz w:val="24"/>
+        </w:rPr>
+        <w:t>And I always love Woody Allen's little comment on this. He says sexual pleasure by itself is an empty thing, is an empty experience, but as empty experiences go...</w:t>
       </w:r>
     </w:p>
     <w:p>
@@ -749,7 +875,7 @@
           <w:color w:val="1A1A1A"/>
           <w:sz w:val="24"/>
         </w:rPr>
-        <w:t>Now you can see this metta is your basic relationship to all sentient beings. Last night we practiced that awareness of just relaxing into the present moment. And I pointed that out as your default position. If we can keep coming back to that state of just being in the present moment with an empty mind, what do I mean by that? I mean no thought. When you hear in Zen, no mind, they don't mean that you've lost it. They just mean no thought.</w:t>
+        <w:t>Now you can see this metta is your basic relationship to all sentient beings. Last night we practiced that awareness of just relaxing into the present moment. And I pointed that out as your default position. If we can keep coming back to that state of just being in the present moment with an empty mind—what do I mean by that? I mean no thought. When you hear in Zen, no mind, they don't mean that you've lost it. They just mean no thought.</w:t>
       </w:r>
     </w:p>
     <w:p>
@@ -791,7 +917,7 @@
           <w:color w:val="1A1A1A"/>
           <w:sz w:val="24"/>
         </w:rPr>
-        <w:t>So, if we consider that to be the default position of the whole of our lives, out of which we rise, out of which we can see an intention, know it to be wholesome, and then to move into action, right? The default position in terms of our relationship to sentient beings, but specifically to human beings, is this metta. Because it's from that basic position that the other two illimitables arise.</w:t>
+        <w:t>So, if we consider that to be the default position of the whole of our lives, out of which we rise, out of which we can see an intention, know it to be wholesome, and then to move into action, right? The default position in terms of our relationship to sentient beings, but specifically to human beings, is this metta.</w:t>
       </w:r>
     </w:p>
     <w:p>
@@ -805,7 +931,7 @@
           <w:color w:val="1A1A1A"/>
           <w:sz w:val="24"/>
         </w:rPr>
-        <w:t>If you have a friend and they fall into bad times, you naturally want to help them. It's not a problem, is it? It just rises naturally out of your friendship. And if your friend has good fortune and is happy, you're naturally happy for them. So sympathetic joy, reciprocal joy, all that joy in other people's joy arises naturally. You don't have to work at it. So that's why the Buddha really pushes this metta.</w:t>
+        <w:t>Because it's from that basic position that the other two illimitables arise. If you have a friend and they fall into bad times, you naturally want to help them. It's not a problem, is it? It just rises naturally out of your friendship. And if your friend has good fortune and is happy, you're naturally happy for them. So sympathetic joy, reciprocal joy, all that joy in other people's joy arises naturally. You don't have to work at it.</w:t>
       </w:r>
     </w:p>
     <w:p>
@@ -819,7 +945,7 @@
           <w:color w:val="1A1A1A"/>
           <w:sz w:val="24"/>
         </w:rPr>
-        <w:t>I know that in later Buddhism they began to develop much more the idea of compassion. One can understand that because the Buddha's teaching is about suffering and the end of suffering. So the end of suffering, wanting to put an end to suffering, is compassion. But in his original teachings, as it comes out in the original scriptures, he's very much into this metta as a way. And the discourse on metta really lays it out. And he's asking us to constantly develop that attitude throughout the whole day.</w:t>
+        <w:t>So that's why the Buddha really pushes this metta. I know that in later Buddhism they began to develop much more the idea of compassion. One can understand that because the Buddha's teaching is about suffering and the end of suffering. So the end of suffering, wanting to put an end to suffering, is compassion. But in his original teachings, as it comes out in the original scriptures, he's very much into this metta as a way.</w:t>
       </w:r>
     </w:p>
     <w:p>
@@ -833,7 +959,7 @@
           <w:color w:val="1A1A1A"/>
           <w:sz w:val="24"/>
         </w:rPr>
-        <w:t>Whether standing or walking, seated or lying down, free from drowsiness, one should sustain this recollection. This is said to be the sublime abiding.</w:t>
+        <w:t>And the discourse on metta really lays it out. And he's asking us to constantly develop that attitude throughout the whole day. Whenever we have a moment of time, and think of how much time we have when you consider things like going from here to there, or waiting for a bus, or waiting at the lights, or climbing up stairs, or waiting for a friend. If you add all those little bits together by the end of the day, I think they come out to a couple of hours frankly.</w:t>
       </w:r>
     </w:p>
     <w:p>
@@ -847,21 +973,7 @@
           <w:color w:val="1A1A1A"/>
           <w:sz w:val="24"/>
         </w:rPr>
-        <w:t>And whenever we have a moment of time, and think of how much time we have when you consider things like going from here to there, or waiting for a bus, or waiting at the lights, or climbing up stairs, or waiting for a friend. If you add all those little bits together by the end of the day, I think they come out to a couple of hours frankly. And what we do is we just tend to let the mind wander, let the mind go here and there and just complete waste of mental energy. It's during those times that you can bring these thoughts to mind and it has that effect. It's constantly developing this heart of goodwill.</w:t>
-      </w:r>
-    </w:p>
-    <w:p>
-      <w:pPr>
-        <w:spacing w:line="336" w:lineRule="auto" w:after="0"/>
-        <w:ind w:firstLine="454"/>
-        <w:jc w:val="both"/>
-      </w:pPr>
-      <w:r>
-        <w:rPr>
-          <w:color w:val="1A1A1A"/>
-          <w:sz w:val="24"/>
-        </w:rPr>
-        <w:t>No, what I'm saying is that once the base of metta is there, and you have a friendship with somebody, then you can understand that you don't have to try and be compassionate. It just arises naturally when you see them in a bad state. You want to help.</w:t>
+        <w:t>And what we do is we just tend to let the mind wander, let the mind go here and there and just complete waste of mental energy. It's during those times that you can bring these thoughts to mind and it has that effect. It's constantly developing this heart of goodwill.</w:t>
       </w:r>
     </w:p>
     <w:p>
@@ -889,7 +1001,21 @@
           <w:color w:val="1A1A1A"/>
           <w:sz w:val="24"/>
         </w:rPr>
-        <w:t>Now, we haven't practiced the compassionate part, but basically it's very simple. You bring to mind people whom you know are suffering, and the phrase is, may you be free of suffering. It's as simple as that. And with joy, may you be joyful. May you continue to be joyful. May your joy increase. We can't do that this weekend because we don't have the time for it. But you might add it on to one of your blessings, if you wish. Completely up to you. But at this stage, I would really suggest that you keep it just as pure metta, because, as I say, these other two things arise naturally.</w:t>
+        <w:t>Now, we haven't practiced the compassionate part, but basically it's very simple. You bring to mind people whom you know are suffering, and the phrase is, may you be free of suffering. It's as simple as that. And with joy, may you be joyful. May you continue to be joyful. May your joy increase.</w:t>
+      </w:r>
+    </w:p>
+    <w:p>
+      <w:pPr>
+        <w:spacing w:line="336" w:lineRule="auto" w:after="0"/>
+        <w:ind w:firstLine="454"/>
+        <w:jc w:val="both"/>
+      </w:pPr>
+      <w:r>
+        <w:rPr>
+          <w:color w:val="1A1A1A"/>
+          <w:sz w:val="24"/>
+        </w:rPr>
+        <w:t>But at this stage, I would really suggest that you keep it just as pure metta, because, as I say, these other two things arise naturally.</w:t>
       </w:r>
     </w:p>
     <w:p>
@@ -931,7 +1057,7 @@
           <w:color w:val="1A1A1A"/>
           <w:sz w:val="24"/>
         </w:rPr>
-        <w:t>No, but what I think it fills you with is a desire to do something, and that's when we get stuck with this business of impotence, where we don't realize that we only have two rings around us — one of power where we can do something, one of influence where we can get others to do something about a situation — and finally there's only you know you can't do anything. And if you can't do anything then the frustration arises driven by this you know the sense of grief and wanting to do something but that's actually based on a wrong appraisal of ourselves. It's actually an ego thing.</w:t>
+        <w:t>What I think it fills you with is a desire to do something, and that's when we get stuck with this business of impotence, where we don't realize that we only have two rings around us—one of power where we can do something, one of influence where we can get others to do something about a situation—and finally there's only, you know, you can't do anything. And if you can't do anything then the frustration arises driven by this, you know, the sense of grief and wanting to do something. But that's actually based on a wrong appraisal of ourselves. It's actually an ego thing.</w:t>
       </w:r>
     </w:p>
     <w:p>
@@ -987,21 +1113,7 @@
           <w:color w:val="1A1A1A"/>
           <w:sz w:val="24"/>
         </w:rPr>
-        <w:t>The obvious enemy, of course, is cruelty. That's why cruelty is the worst thing you can do in the Buddhist thing. If you're cruel, the worst of hells is reserved for you. You go down to the Avicii hell where you really get thumped about. Because cruelty is the exact opposite of what the Buddha is teaching.</w:t>
-      </w:r>
-    </w:p>
-    <w:p>
-      <w:pPr>
-        <w:spacing w:line="336" w:lineRule="auto" w:after="0"/>
-        <w:ind w:firstLine="454"/>
-        <w:jc w:val="both"/>
-      </w:pPr>
-      <w:r>
-        <w:rPr>
-          <w:color w:val="1A1A1A"/>
-          <w:sz w:val="24"/>
-        </w:rPr>
-        <w:t>Let none deceive another or despise any being in any state. Let none through anger or ill will wish harm upon another.</w:t>
+        <w:t>The obvious enemy, of course, is cruelty. That's why cruelty is the worst thing you can do in the Buddhist thing. If you're cruel, the worst of hells is reserved for you. You go down to the Avici hell where you really get thumped about. Because cruelty is the exact opposite of what the Buddha is teaching.</w:t>
       </w:r>
     </w:p>
     <w:p>
@@ -1043,21 +1155,7 @@
           <w:color w:val="1A1A1A"/>
           <w:sz w:val="24"/>
         </w:rPr>
-        <w:t>But the other side of the coin is, of course, to take the indulgence out of pleasure, the indulgence out of the joys of life. And if we don't do that, then we end up with the aftermath. While you're enjoying something, fine, it's heaven, it's not a problem. It's afterwards. Afterwards, where you get the craving for it again, the desire for it, the frustration when you can't get it, the grief when you lose it, and the underlying anxiety of losing something that you're attached to. I mean, that's what a lot of our insurance industry is based on. Like when you go to what was Dixon's, or was it now? I can't remember. Yeah, that's right. When they con you into buying a three-year guarantee and you fork out more money for the guarantee than you do for the electrical equipment you bought.</w:t>
-      </w:r>
-    </w:p>
-    <w:p>
-      <w:pPr>
-        <w:spacing w:line="336" w:lineRule="auto" w:after="0"/>
-        <w:ind w:firstLine="454"/>
-        <w:jc w:val="both"/>
-      </w:pPr>
-      <w:r>
-        <w:rPr>
-          <w:color w:val="1A1A1A"/>
-          <w:sz w:val="24"/>
-        </w:rPr>
-        <w:t>So the importance of metta is that it reconnects us, connects us properly to ourselves and to the world, and it's the default position, it's the sort of basic position we have for all these other beautiful mental states to arise.</w:t>
+        <w:t>But the other side of the coin is, of course, to take the indulgence out of pleasure, the indulgence out of the joys of life. And if we don't do that, then we end up with the aftermath. While you're enjoying something, fine, it's heaven, it's not a problem. It's afterwards. Afterwards, where you get the craving for it again, the desire for it, the frustration when you can't get it, the grief when you lose it, and the underlying anxiety of losing something that you're attached to.</w:t>
       </w:r>
     </w:p>
     <w:p>
@@ -1085,7 +1183,7 @@
           <w:color w:val="1A1A1A"/>
           <w:sz w:val="24"/>
         </w:rPr>
-        <w:t>And we've talked about how often we should do it. You should do it all the time, whenever you can. But especially after the passing of the sitting. To re-engage with the world. So that's the sort of metta side of things.</w:t>
+        <w:t>So that's the sort of metta side of things. And included in that, we have to practice this forgiveness.</w:t>
       </w:r>
     </w:p>
     <w:p>
@@ -1099,7 +1197,7 @@
           <w:color w:val="1A1A1A"/>
           <w:sz w:val="24"/>
         </w:rPr>
-        <w:t>And included in that, we have to practice this forgiveness. So now going back to that original statement that all the suffering that we are experiencing is self-caused, then the things that come out through doing things which are harmful to others, harm done to us, and the harm we do to ourselves, all the suffering around that is also self-created. And when we realize that, it's much easier to ask for forgiveness, it's much easier to forgive, and it's much easier to forgive oneself.</w:t>
+        <w:t>So now, going back to that original statement that all the suffering that we are experiencing is self-caused, then the things that come out through doing things which are harmful to others, harm done to us, and the harm we do to ourselves, all the suffering around that is also self-created. And when we realize that, it's much easier to ask for forgiveness, it's much easier to forgive, and it's much easier to forgive oneself.</w:t>
       </w:r>
     </w:p>
     <w:p>
@@ -1113,7 +1211,21 @@
           <w:color w:val="1A1A1A"/>
           <w:sz w:val="24"/>
         </w:rPr>
-        <w:t>So, when we harm somebody, it creates within us a certain turbulence. The human heart cannot see another person's suffering without itself falling into some negativity. And the worst one, of course, is callousness. Where you're no longer connected to the suffering of another human being. And we've had that with, you know, going right back to the Nazis, right up to present day. As soon as you dehumanize somebody, you have the wherewithal to create enormous suffering for them, physical suffering. And that callousness comes back on us and it turns our hearts into stone, you know.</w:t>
+        <w:t>So, when we harm somebody, it creates within us a certain turbulence. The human heart cannot see another person's suffering without itself falling into some negativity. And the worst one, of course, is callousness, where you're no longer connected to the suffering of another human being.</w:t>
+      </w:r>
+    </w:p>
+    <w:p>
+      <w:pPr>
+        <w:spacing w:line="336" w:lineRule="auto" w:after="0"/>
+        <w:ind w:firstLine="454"/>
+        <w:jc w:val="both"/>
+      </w:pPr>
+      <w:r>
+        <w:rPr>
+          <w:color w:val="1A1A1A"/>
+          <w:sz w:val="24"/>
+        </w:rPr>
+        <w:t>And we've had that with, you know, going right back to the Nazis, right up to present day. As soon as you dehumanize somebody, you have the wherewithal to create enormous suffering for them, physical suffering. And that callousness comes back on us and it turns our hearts into stone, you know.</w:t>
       </w:r>
     </w:p>
     <w:p>
@@ -1169,7 +1281,7 @@
           <w:color w:val="1A1A1A"/>
           <w:sz w:val="24"/>
         </w:rPr>
-        <w:t>But often, of course, we may find that people have disappeared whom we've harmed years ago and all that. People die and we've still got something on our hearts that sort of rankles us. And then you make this insight that you don't need another person's forgiveness to be forgiven. That's a real important insight to have. What you need to do is to work with these inner states and make that attitude of wanting to be forgiven or asking for forgiveness. And that in itself is the forgiveness.</w:t>
+        <w:t>But often, of course, we may find that people have disappeared whom we've harmed years ago and all that. People die and we've still got something on our hearts that sort of rankles us. And then you make this insight that you don't need another person's forgiveness to be forgiven. That's a real important insight to have.</w:t>
       </w:r>
     </w:p>
     <w:p>
@@ -1183,7 +1295,7 @@
           <w:color w:val="1A1A1A"/>
           <w:sz w:val="24"/>
         </w:rPr>
-        <w:t>Whatever harm I have done to you, in thought, word and deed, by way of greed, hatred and delusion, intentionally or unintentionally, please forgive me.</w:t>
+        <w:t>What you need to do is to work with these inner states and make that attitude of wanting to be forgiven or asking for forgiveness. And that in itself is the forgiveness.</w:t>
       </w:r>
     </w:p>
     <w:p>
@@ -1225,7 +1337,7 @@
           <w:color w:val="1A1A1A"/>
           <w:sz w:val="24"/>
         </w:rPr>
-        <w:t>If you can put it right, if you've done something wrong which you can actually put right, all the better. Then you stop the karmic flow. So for instance if you said a sharp word to somebody you know and you know they're glowering, they're sort of using it behind you and all that, then just to go up and say look I'm sorry for that. It immediately cuts the flow of that bad karma. Very simple to do. But if you've got too much pride, if you feel you were righteous, you should have been even more cruel. And of course it just keeps going. There's no end to it.</w:t>
+        <w:t>If you can put it right, if you've done something wrong which you can actually put right, all the better. Then you stop the karmic flow. So for instance if you said a sharp word to somebody, you know, and you know they're glowering, they're sort of using it behind you and all that, then just to go up and say look I'm sorry for that, it immediately cuts the flow of that bad karma. Very simple to do.</w:t>
       </w:r>
     </w:p>
     <w:p>
@@ -1239,7 +1351,7 @@
           <w:color w:val="1A1A1A"/>
           <w:sz w:val="24"/>
         </w:rPr>
-        <w:t>When it comes to forgiving those who hurt us, we're on the receiving end. So just consider that point where somebody has said something which has, you know, annoyed you a bit, and how we keep repeating the insult over and over again, you know, until it really builds up into this huge fire, and you have to take an aspirin. And it's that, and then what you realize is that you're creating your own mental state. This is the point. And as soon as you realize that, well, you say, well, you know, do I have to do this? Do I have to, you know, turn something like that into a huge sort of drama?</w:t>
+        <w:t>But if you've got too much pride, if you feel you were righteous, you should have been even more cruel. And of course it just keeps going. There's no end to it.</w:t>
       </w:r>
     </w:p>
     <w:p>
@@ -1253,7 +1365,7 @@
           <w:color w:val="1A1A1A"/>
           <w:sz w:val="24"/>
         </w:rPr>
-        <w:t>So, it's again this ability to forgive. And it helps to understand forgiveness, because now, having forgiven somebody, you realize that their suffering, either from callousness, which leads to things like being lonely because nobody wants to know somebody who's sarcastic and audible, or they're suffering themselves from feelings of guilt and shame. So that's your compassion. That's where your compassion comes in. So you also want to release them from their guilt and shame. So you offer them that opportunity by saying, you know, look, let's forget that, you know. Sorry it happened, but, you know, I forgive you and all that.</w:t>
+        <w:t>When it comes to forgiving those who hurt us, we're on the receiving end. So just consider that point where somebody has said something which has, you know, annoyed you a bit, and how we keep repeating the insult over and over again, you know, until it really builds up into this huge fire, and you have to take an aspirin. And it's that, and then what you realize is that you're creating your own mental state. This is the point.</w:t>
       </w:r>
     </w:p>
     <w:p>
@@ -1267,7 +1379,21 @@
           <w:color w:val="1A1A1A"/>
           <w:sz w:val="24"/>
         </w:rPr>
-        <w:t>Whatever harm you have done to me, in thought, word and deed, by way of greed, hatred and delusion, intentionally or unintentionally, I forgive you.</w:t>
+        <w:t>And as soon as you realize that, well, you say, well, you know, do I have to do this? Do I have to, you know, turn something like that into a huge sort of drama? So, it's again this ability to forgive.</w:t>
+      </w:r>
+    </w:p>
+    <w:p>
+      <w:pPr>
+        <w:spacing w:line="336" w:lineRule="auto" w:after="0"/>
+        <w:ind w:firstLine="454"/>
+        <w:jc w:val="both"/>
+      </w:pPr>
+      <w:r>
+        <w:rPr>
+          <w:color w:val="1A1A1A"/>
+          <w:sz w:val="24"/>
+        </w:rPr>
+        <w:t>And it helps to understand forgiveness, because now, having forgiven somebody, you realize that their suffering, either from callousness, which leads to things like being lonely because nobody wants to know somebody who's sarcastic and audible, or they're suffering themselves from feelings of guilt and shame. So that's your compassion. That's where your compassion comes in. So you also want to release them from their guilt and shame. So you offer them that opportunity by saying, you know, look, let's forget that, you know. Sorry it happened, but, you know, I forgive you and all that.</w:t>
       </w:r>
     </w:p>
     <w:p>
@@ -1309,7 +1435,7 @@
           <w:color w:val="1A1A1A"/>
           <w:sz w:val="24"/>
         </w:rPr>
-        <w:t>There is a way of receiving harm from somebody which doesn't bring that energy of anger from us. And that is where we begin to understand, really, the psychology of non-violence. It's only when you realize that nobody can actually make you angry, they can hurt your body, sticks and stones may hurt my bones and all that, but nobody can actually cause you internal suffering. And therefore, you're ready to, in a way, you absorb their anger. You see? You absorb their anger.</w:t>
+        <w:t>There is a way of receiving harm from somebody which doesn't bring that energy of anger from us. And that is where we begin to understand, really, the psychology of non-violence. It's only when you realize that nobody can actually make you angry, they can hurt your body, sticks and stones may hurt my bones and all that, but nobody can actually cause you internal suffering.</w:t>
       </w:r>
     </w:p>
     <w:p>
@@ -1323,7 +1449,35 @@
           <w:color w:val="1A1A1A"/>
           <w:sz w:val="24"/>
         </w:rPr>
-        <w:t>And I'm sure you've experienced that in your life where somebody's come at you angrily and you've just said, oh, I'm sorry. And that I'm sorry, just actually taking responsibility for that moment just drains the anger out. Whereas if you'd have stood your ground and sort of butted them, then you'd have got into some sort of rage, a road rage or something. Now you may not have been guilty, it might have been somebody else who did it, but you prove that afterwards. But the important thing is to undermine the anger by receiving it, which is difficult. Our normal reaction is to defend ourselves.</w:t>
+        <w:t>And therefore, you're ready to, in a way, you absorb their anger. You see? You absorb their anger. And I'm sure you've experienced that in your life where somebody's come at you angrily and you've just said, oh, I'm sorry. And that I'm sorry, just actually taking responsibility for that moment just drains the anger out. Whereas if you'd have stood your ground and sort of butted them, then you'd have got into some sort of rage, a road rage or something.</w:t>
+      </w:r>
+    </w:p>
+    <w:p>
+      <w:pPr>
+        <w:spacing w:line="336" w:lineRule="auto" w:after="0"/>
+        <w:ind w:firstLine="454"/>
+        <w:jc w:val="both"/>
+      </w:pPr>
+      <w:r>
+        <w:rPr>
+          <w:color w:val="1A1A1A"/>
+          <w:sz w:val="24"/>
+        </w:rPr>
+        <w:t>Now you may not have been guilty, it might have been somebody else who did it, but you prove that afterwards. But the important thing is to undermine the anger by receiving it, which is difficult. Our normal reaction is to defend ourselves.</w:t>
+      </w:r>
+    </w:p>
+    <w:p>
+      <w:pPr>
+        <w:spacing w:line="336" w:lineRule="auto" w:after="0"/>
+        <w:ind w:firstLine="454"/>
+        <w:jc w:val="both"/>
+      </w:pPr>
+      <w:r>
+        <w:rPr>
+          <w:color w:val="1A1A1A"/>
+          <w:sz w:val="24"/>
+        </w:rPr>
+        <w:t>So this business of forgiving somebody, you see, we get confused. We think we're trying to forget it, you see, but trying to forget something is just another way of suppressing it. And we know that suppression doesn't do us any good. It just lies there as a turbulence within the mind, you know, within the heart.</w:t>
       </w:r>
     </w:p>
     <w:p>
@@ -1351,7 +1505,7 @@
           <w:color w:val="1A1A1A"/>
           <w:sz w:val="24"/>
         </w:rPr>
-        <w:t>And sometimes we get a feeling of letting them off, almost in a sense condoning what they did, because we get into this business of punishment. You often hear these politicians saying, you know, they're putting people in prison for punishment and all that. Punishment doesn't hold any water in Buddhist understanding, because whenever you do something harmful, there's always some harmful results. So punishment is coming from some other center. It's coming from some center of where you're trying to frighten the person, so they'll never do that again. A sort of deterrence, you know, you cut your hand off if you steal. I mean, that works, is the point.</w:t>
+        <w:t>And sometimes we get a feeling of letting them off, almost in a sense condoning what they did, because we get into this business of punishment. You often hear these politicians saying, you know, they're putting people in prison for punishment and all that. Punishment doesn't hold any water in Buddhist understanding, because whenever you do something harmful, there's always some harmful results. So punishment is coming from some other center.</w:t>
       </w:r>
     </w:p>
     <w:p>
@@ -1365,7 +1519,7 @@
           <w:color w:val="1A1A1A"/>
           <w:sz w:val="24"/>
         </w:rPr>
-        <w:t>But the punishment can't fit the crime. If it's the crime, then you'll have another go. So if the punishment is to be a deterrent, it's got to be something which really doesn't make the crime worth it. And they found this in these psychological tests where they've done this business of punishment and crime on a very low level, of course. And they found that the punishment has to really exceed the proceeds of the crime. It doesn't work.</w:t>
+        <w:t>It's coming from some center of where you're trying to frighten the person, so they'll never do that again. A sort of deterrence, you know, you cut your hand off if you steal. I mean, that works, is the point. But the punishment can't fit the crime. If it's the crime, then you'll have another go. So if the punishment is to be a deterrent, it's got to be something which really doesn't make the crime worth it.</w:t>
       </w:r>
     </w:p>
     <w:p>
@@ -1379,7 +1533,7 @@
           <w:color w:val="1A1A1A"/>
           <w:sz w:val="24"/>
         </w:rPr>
-        <w:t>And of course, the other thing about punishment is that it's a way of slaking our vengefulness. And that doesn't work either. You know, people in the United States, in some states, you can see the murderer or the person who's murdered and all that. You can actually be at their execution. And the case is that people come out, like, you know, if one of your family members has been killed and all that, they come out, they've not been satisfied. They wanted it to be more painful, because that's the problem with revenge, isn't it? You can't satisfy hatred. Hatred eats on hatred. It feeds itself on hatred. So these people who actually want to see somebody suffering are simply growing in cruelty. They themselves are becoming more cruel than the criminals.</w:t>
+        <w:t>And of course, the other thing about punishment is that it's a way of slaking our vengefulness. And that doesn't work either. You know, people in the United States, in some states, you can see the murderer or the person who's murdered and all that. You can actually be at their execution. And the case is that people come out, like, you know, if one of your family members has been killed and all that, they come out, they've not been satisfied. They wanted it to be more painful, because that's the problem with revenge, isn't it? You can't satisfy hatred. Hatred eats on hatred. It feeds itself on hatred.</w:t>
       </w:r>
     </w:p>
     <w:p>
@@ -1393,7 +1547,7 @@
           <w:color w:val="1A1A1A"/>
           <w:sz w:val="24"/>
         </w:rPr>
-        <w:t>So punishment doesn't hold water. So now, if you come to the understanding that you can't punish somebody, there's no point in eating your own heart out because somebody's harmed you, even going back to childhood, remember, then that process of forgiving somebody, and it helps to stand in the person's shoes.</w:t>
+        <w:t>So now, if you come to the understanding that you can't punish somebody, there's no point in eating your own heart out because somebody's harmed you, even going back to childhood, remember, then that process of forgiving somebody, and it helps to stand in the person's shoes.</w:t>
       </w:r>
     </w:p>
     <w:p>
@@ -1407,7 +1561,7 @@
           <w:color w:val="1A1A1A"/>
           <w:sz w:val="24"/>
         </w:rPr>
-        <w:t>And we can do that more when we move into that third category, which is forgiving ourselves. And for what we've done to ourselves, you know, through whatever it might be, overeating, sex, drugs, rock and roll, all that sort of stuff. And forgiving ourselves is probably the most difficult thing to do.</w:t>
+        <w:t>And we can do that more when we move into that third category, which is forgiving ourselves, and for what we've done to ourselves, you know, through whatever it might be, overeating, sex, drugs, rock and roll, all that sort of stuff.</w:t>
       </w:r>
     </w:p>
     <w:p>
@@ -1421,7 +1575,7 @@
           <w:color w:val="1A1A1A"/>
           <w:sz w:val="24"/>
         </w:rPr>
-        <w:t>And it helps to understand that all our unwholesome actions have arisen because of a mistake. This is really a crucial, important understanding. The Buddha's word, he begins the process of our psychology with the word avijja, which means, translated as ignorance. But ignorance gives you the impression that you're at fault. You know, you should have known, you're just ignorant. But it's not. The word is neutral. You simply don't know.</w:t>
+        <w:t>And forgiving ourselves is probably the most difficult thing to do. And it helps to understand that all our unwholesome actions have arisen because of a mistake. This is really a crucial, important understanding.</w:t>
       </w:r>
     </w:p>
     <w:p>
@@ -1435,7 +1589,21 @@
           <w:color w:val="1A1A1A"/>
           <w:sz w:val="24"/>
         </w:rPr>
-        <w:t>And out of that not knowing, there's been a mistake. And the mistake is who we really are. And the mistake is to believe that we really are human beings, that we really are this body, this mind, this heart. And by doing so, we then have to seek happiness, which is what all the heart wants, it wants peace and happiness, in the world. And how can you do that apart from accumulating things?</w:t>
+        <w:t>The Buddha's word, he begins the process of our psychology with the word avijja, which means, translated as ignorance. But ignorance gives you the impression that you're at fault. You know, you should have known, you're just ignorant. But it's not. The word is neutral. You simply don't know. And out of that not knowing, there's been a mistake.</w:t>
+      </w:r>
+    </w:p>
+    <w:p>
+      <w:pPr>
+        <w:spacing w:line="336" w:lineRule="auto" w:after="0"/>
+        <w:ind w:firstLine="454"/>
+        <w:jc w:val="both"/>
+      </w:pPr>
+      <w:r>
+        <w:rPr>
+          <w:color w:val="1A1A1A"/>
+          <w:sz w:val="24"/>
+        </w:rPr>
+        <w:t>And the mistake is who we really are. And the mistake is to believe that we really are human beings, that we really are this body, this mind, this heart. And by doing so, we then have to seek happiness, which is what all the heart wants, it wants peace and happiness, in the world. And how can you do that apart from accumulating things?</w:t>
       </w:r>
     </w:p>
     <w:p>
@@ -1463,7 +1631,7 @@
           <w:color w:val="1A1A1A"/>
           <w:sz w:val="24"/>
         </w:rPr>
-        <w:t>Now once you realize it's been a mistake, then it takes away this feeling of being essentially evil and the knowledge is that just as this not knowing through the practice of vipassana, through the practice of spiritual practice, ends up at knowing, as what we call wisdom.</w:t>
+        <w:t>Now once you realize it's been a mistake, then it takes away this feeling of being essentially evil. And the knowledge is that just as this not knowing through the practice of vipassana, through the practice of spiritual practice, ends up at knowing, as what we call wisdom, from the heart's point of view, it's begun at a point of innocence. It didn't know it made a mistake, just like a child might light a match and burn a house down. It's a bit cruel to put it in jail.</w:t>
       </w:r>
     </w:p>
     <w:p>
@@ -1477,7 +1645,7 @@
           <w:color w:val="1A1A1A"/>
           <w:sz w:val="24"/>
         </w:rPr>
-        <w:t>From the heart's point of view, it's begun at a point of innocence. It didn't know it made a mistake, just like a child might light a match and burn a house down. It's a bit cruel to put it in jail. And that innocence is corrupted because of this wrong understanding, and then we end up with all this suffering. Then we get to a point where the suffering is so great we think, I'd better do some meditation. So then you start meditating and you come back on the process, you devolve, but that process is not back to an original ignorant, sorry, not knowing innocence, it now returns to a purity which matches the wisdom.</w:t>
+        <w:t>And that innocence is corrupted because of this wrong understanding, and then we end up with all this suffering. Then we get to a point where the suffering is so great we think, I'd better do some meditation. So then you start meditating and you come back on the process, you devolve, but that process is not back to an original ignorant, sorry, not knowing innocence, it now returns to a purity which matches the wisdom.</w:t>
       </w:r>
     </w:p>
     <w:p>
@@ -1519,7 +1687,7 @@
           <w:color w:val="1A1A1A"/>
           <w:sz w:val="24"/>
         </w:rPr>
-        <w:t>So I know somebody who just by a simple mistake, it wasn't even, wasn't anything evil or wrong or something, he just wanted to listen to music and he actually put the musical instrument he was playing, he put it right next to his ear. Well of course over a period of time it actually damaged his ear and gave him this terrible tinnitus. And then he had this struggle of hating it and fighting it and whatnot. And by undermining that process and just bearing with it and seeing it as a consequence of delusion, then it's just there as this little background whistling. It doesn't impinge upon his life anymore.</w:t>
+        <w:t>So I know somebody who just by a simple mistake, it wasn't even anything evil or wrong or something, he just wanted to listen to music and he actually put the musical instrument he was playing, he put it right next to his ear. Well of course over a period of time it actually damaged his ear and gave him this terrible tinnitus. And then he had this struggle of hating it and fighting it and whatnot. And by undermining that process and just bearing with it and seeing it as a consequence of delusion, then it's just there as this little background whistling. It doesn't impinge upon his life anymore.</w:t>
       </w:r>
     </w:p>
     <w:p>
@@ -1561,7 +1729,7 @@
           <w:color w:val="1A1A1A"/>
           <w:sz w:val="24"/>
         </w:rPr>
-        <w:t>And remember that this, you can't do all this in a weekend, this is a process that you have to take with you into your daily life. And I think you'll find that the more you practice it, you get the benefits, tremendous, tremendous benefits. And it's not as though you have to go at it all the time. It's the constant little bits, like in the morning, you know, and during the day when you feel a bit upset about something, to immediately go into the process of forgiveness. And it's just those little points that just very slowly, over a period of time, just change us completely. It's the persistence of practice that's important, doing it whenever the occasion arises.</w:t>
+        <w:t>And remember that this, you can't do all this in a weekend, this is a process that you have to take with you into your daily life. And I think you'll find that the more you practice it, you get the benefits, tremendous, tremendous benefits.</w:t>
       </w:r>
     </w:p>
     <w:p>
@@ -1575,7 +1743,21 @@
           <w:color w:val="1A1A1A"/>
           <w:sz w:val="24"/>
         </w:rPr>
-        <w:t>May you be liberated from all suffering sooner rather than later.</w:t>
+        <w:t>And it's not as though you have to go at it all the time. It's the constant little bits, like in the morning, you know, and during the day when you feel a bit upset about something, to immediately go into the process of forgiveness. And it's just those little points that just very slowly, over a period of time, just change us completely. It's the persistence of practice that's important, doing it whenever the occasion arises.</w:t>
+      </w:r>
+    </w:p>
+    <w:p>
+      <w:pPr>
+        <w:spacing w:line="336" w:lineRule="auto" w:after="0"/>
+        <w:ind w:firstLine="454"/>
+        <w:jc w:val="both"/>
+      </w:pPr>
+      <w:r>
+        <w:rPr>
+          <w:color w:val="1A1A1A"/>
+          <w:sz w:val="24"/>
+        </w:rPr>
+        <w:t>So I can only hope my words have been of some assistance. May you be liberated from all suffering sooner rather than later.</w:t>
       </w:r>
     </w:p>
     <w:p/>
